--- a/wzory-drukow/WOPFU-przedszkole-wzor-proponowany.docx
+++ b/wzory-drukow/WOPFU-przedszkole-wzor-proponowany.docx
@@ -65,7 +65,7 @@
                 <w:sz w:val="20"/>
                 <w:szCs w:val="20"/>
               </w:rPr>
-              <w:t xml:space="preserve">UWAGA: To wersja WOPFU dla PRZEDSZKOLA - inna niż dla ucznia szkoły (5 obszarów ICF zamiast 7). Przepisy nie narzucają jednego obowiązkowego wzoru druku - określają wymaganą treść, a formularz opracowuje placówka.</w:t>
+              <w:t xml:space="preserve">UWAGA: To wersja WOPFU dla PRZEDSZKOLA. Przepisy (§ 6 ust. 9-10 rozporządzenia z 9 sierpnia 2017 r.) określają minimalną treść WOPFU, ale nie narzucają wzoru druku - formularz opracowuje placówka. Układ w 5 obszarach ICF jest zalecany, bo od 1 września 2026 r. opinia przedszkola o funkcjonowaniu dziecka dla zespołu orzekającego opisuje je właśnie w tych obszarach, a aktualna WOPFU jest częścią tej opinii (§ 7 ust. 6-7 rozporządzenia z 2 marca 2026 r.).</w:t>
             </w:r>
           </w:p>
           <w:p>
@@ -81,7 +81,7 @@
                 <w:sz w:val="20"/>
                 <w:szCs w:val="20"/>
               </w:rPr>
-              <w:t xml:space="preserve">Podstawa prawna: Rozporządzenie Ministra Edukacji z 2 marca 2026 r. w sprawie orzeczeń i opinii wydawanych przez zespoły orzekające działające w publicznych poradniach psychologiczno-pedagogicznych (Dz.U. 2026 poz. 428) - wymóg oceny wg obszarów ICF od 1 września 2026 r.; oraz Rozporządzenie MEN z 9 sierpnia 2017 r. ws. warunków organizowania kształcenia, wychowania i opieki dla dzieci i młodzieży niepełnosprawnych (z późn. zm.) - ogólne ramy WOPFU.</w:t>
+              <w:t xml:space="preserve">Podstawa prawna: § 6 ust. 9-10 rozporządzenia Ministra Edukacji Narodowej z dnia 9 sierpnia 2017 r. w sprawie warunków organizowania kształcenia, wychowania i opieki dla dzieci i młodzieży niepełnosprawnych, niedostosowanych społecznie i zagrożonych niedostosowaniem społecznym (tekst jedn. Dz.U. z 2020 r. poz. 1309); obszary ICF dla dziecka w wieku przedszkolnym - § 7 ust. 7 pkt 1 lit. a rozporządzenia Ministra Edukacji z dnia 2 marca 2026 r. w sprawie orzeczeń i opinii wydawanych przez zespoły orzekające działające w publicznych poradniach psychologiczno-pedagogicznych (Dz.U. 2026 poz. 428), stosowany od 1 września 2026 r. Stan prawny sprawdzony w ISAP: 6.10.2026.</w:t>
             </w:r>
           </w:p>
         </w:tc>
@@ -288,7 +288,7 @@
           <w:sz w:val="22"/>
           <w:szCs w:val="22"/>
         </w:rPr>
-        <w:t xml:space="preserve">Okres objęty oceną (oceny co najmniej dwa razy w roku szkolnym / co 6 miesięcy): </w:t>
+        <w:t xml:space="preserve">Okres objęty oceną (ocena co najmniej dwa razy w roku szkolnym - § 6 ust. 9): </w:t>
       </w:r>
       <w:r>
         <w:rPr>
